--- a/Knowledge/2-Science/4-Applied science/1-Computing/2-Computer Science/0-Intro to Computer Science/3-Wiki Source/3-Computer/2-Computer components/Sources - Computer components - Wiki Source.docx
+++ b/Knowledge/2-Science/4-Applied science/1-Computing/2-Computer Science/0-Intro to Computer Science/3-Wiki Source/3-Computer/2-Computer components/Sources - Computer components - Wiki Source.docx
@@ -417,7 +417,25 @@
           <w:sz w:val="18"/>
           <w:szCs w:val="18"/>
         </w:rPr>
-        <w:t>Web Tool: Sejda - HTML to PDF (https://www.sejda.com/html-to-pdf) [convert html to pdf]</w:t>
+        <w:t xml:space="preserve">Web Tool: </w:t>
+      </w:r>
+      <w:proofErr w:type="spellStart"/>
+      <w:r>
+        <w:rPr>
+          <w:bCs/>
+          <w:sz w:val="18"/>
+          <w:szCs w:val="18"/>
+        </w:rPr>
+        <w:t>Sejda</w:t>
+      </w:r>
+      <w:proofErr w:type="spellEnd"/>
+      <w:r>
+        <w:rPr>
+          <w:bCs/>
+          <w:sz w:val="18"/>
+          <w:szCs w:val="18"/>
+        </w:rPr>
+        <w:t xml:space="preserve"> - HTML to PDF (https://www.sejda.com/html-to-pdf) [convert html to pdf]</w:t>
       </w:r>
     </w:p>
     <w:p>
@@ -657,7 +675,43 @@
           <w:sz w:val="18"/>
           <w:szCs w:val="18"/>
         </w:rPr>
-        <w:t>StorageType: Cloud -&gt; Platform: GitHub -&gt; Account: topicsscience -&gt; Repository: kingdomheartsknowledge -&gt; Path: Knowledge/2-Science/4-Applied science/1-Computing/2-Computer Science/0-Intro to Computer Science/..</w:t>
+        <w:t xml:space="preserve">Data Path: Content Storage Folder -&gt; </w:t>
+      </w:r>
+      <w:proofErr w:type="spellStart"/>
+      <w:r>
+        <w:rPr>
+          <w:bCs/>
+          <w:sz w:val="18"/>
+          <w:szCs w:val="18"/>
+        </w:rPr>
+        <w:t>ContentStorage</w:t>
+      </w:r>
+      <w:proofErr w:type="spellEnd"/>
+      <w:r>
+        <w:rPr>
+          <w:bCs/>
+          <w:sz w:val="18"/>
+          <w:szCs w:val="18"/>
+        </w:rPr>
+        <w:t xml:space="preserve"> Database -&gt; Folders Table -&gt; ID Column: 12, </w:t>
+      </w:r>
+      <w:proofErr w:type="spellStart"/>
+      <w:r>
+        <w:rPr>
+          <w:bCs/>
+          <w:sz w:val="18"/>
+          <w:szCs w:val="18"/>
+        </w:rPr>
+        <w:t>FolderOrFileName</w:t>
+      </w:r>
+      <w:proofErr w:type="spellEnd"/>
+      <w:r>
+        <w:rPr>
+          <w:bCs/>
+          <w:sz w:val="18"/>
+          <w:szCs w:val="18"/>
+        </w:rPr>
+        <w:t xml:space="preserve"> Column: Intro to Computer Science</w:t>
       </w:r>
     </w:p>
     <w:p>
@@ -1119,7 +1173,25 @@
           <w:sz w:val="18"/>
           <w:szCs w:val="18"/>
         </w:rPr>
-        <w:t>Web Tool: Sejda - HTML to PDF (https://www.sejda.com/html-to-pdf) [convert html to pdf]</w:t>
+        <w:t xml:space="preserve">Web Tool: </w:t>
+      </w:r>
+      <w:proofErr w:type="spellStart"/>
+      <w:r>
+        <w:rPr>
+          <w:bCs/>
+          <w:sz w:val="18"/>
+          <w:szCs w:val="18"/>
+        </w:rPr>
+        <w:t>Sejda</w:t>
+      </w:r>
+      <w:proofErr w:type="spellEnd"/>
+      <w:r>
+        <w:rPr>
+          <w:bCs/>
+          <w:sz w:val="18"/>
+          <w:szCs w:val="18"/>
+        </w:rPr>
+        <w:t xml:space="preserve"> - HTML to PDF (https://www.sejda.com/html-to-pdf) [convert html to pdf]</w:t>
       </w:r>
     </w:p>
     <w:p>
@@ -1359,7 +1431,43 @@
           <w:sz w:val="18"/>
           <w:szCs w:val="18"/>
         </w:rPr>
-        <w:t>StorageType: Cloud -&gt; Platform: GitHub -&gt; Account: topicsscience -&gt; Repository: kingdomheartsknowledge -&gt; Path: Knowledge/2-Science/4-Applied science/1-Computing/2-Computer Science/0-Intro to Computer Science/..</w:t>
+        <w:t xml:space="preserve">Data Path: Content Storage Folder -&gt; </w:t>
+      </w:r>
+      <w:proofErr w:type="spellStart"/>
+      <w:r>
+        <w:rPr>
+          <w:bCs/>
+          <w:sz w:val="18"/>
+          <w:szCs w:val="18"/>
+        </w:rPr>
+        <w:t>ContentStorage</w:t>
+      </w:r>
+      <w:proofErr w:type="spellEnd"/>
+      <w:r>
+        <w:rPr>
+          <w:bCs/>
+          <w:sz w:val="18"/>
+          <w:szCs w:val="18"/>
+        </w:rPr>
+        <w:t xml:space="preserve"> Database -&gt; Folders Table -&gt; ID Column: 12, </w:t>
+      </w:r>
+      <w:proofErr w:type="spellStart"/>
+      <w:r>
+        <w:rPr>
+          <w:bCs/>
+          <w:sz w:val="18"/>
+          <w:szCs w:val="18"/>
+        </w:rPr>
+        <w:t>FolderOrFileName</w:t>
+      </w:r>
+      <w:proofErr w:type="spellEnd"/>
+      <w:r>
+        <w:rPr>
+          <w:bCs/>
+          <w:sz w:val="18"/>
+          <w:szCs w:val="18"/>
+        </w:rPr>
+        <w:t xml:space="preserve"> Column: Intro to Computer Science</w:t>
       </w:r>
     </w:p>
     <w:p>
@@ -1789,7 +1897,25 @@
           <w:sz w:val="18"/>
           <w:szCs w:val="18"/>
         </w:rPr>
-        <w:t>Web Tool: Sejda - HTML to PDF (https://www.sejda.com/html-to-pdf) [convert html to pdf]</w:t>
+        <w:t xml:space="preserve">Web Tool: </w:t>
+      </w:r>
+      <w:proofErr w:type="spellStart"/>
+      <w:r>
+        <w:rPr>
+          <w:bCs/>
+          <w:sz w:val="18"/>
+          <w:szCs w:val="18"/>
+        </w:rPr>
+        <w:t>Sejda</w:t>
+      </w:r>
+      <w:proofErr w:type="spellEnd"/>
+      <w:r>
+        <w:rPr>
+          <w:bCs/>
+          <w:sz w:val="18"/>
+          <w:szCs w:val="18"/>
+        </w:rPr>
+        <w:t xml:space="preserve"> - HTML to PDF (https://www.sejda.com/html-to-pdf) [convert html to pdf]</w:t>
       </w:r>
     </w:p>
     <w:p>
@@ -2029,7 +2155,43 @@
           <w:sz w:val="18"/>
           <w:szCs w:val="18"/>
         </w:rPr>
-        <w:t>StorageType: Cloud -&gt; Platform: GitHub -&gt; Account: topicsscience -&gt; Repository: kingdomheartsknowledge -&gt; Path: Knowledge/2-Science/4-Applied science/1-Computing/2-Computer Science/0-Intro to Computer Science/..</w:t>
+        <w:t xml:space="preserve">Data Path: Content Storage Folder -&gt; </w:t>
+      </w:r>
+      <w:proofErr w:type="spellStart"/>
+      <w:r>
+        <w:rPr>
+          <w:bCs/>
+          <w:sz w:val="18"/>
+          <w:szCs w:val="18"/>
+        </w:rPr>
+        <w:t>ContentStorage</w:t>
+      </w:r>
+      <w:proofErr w:type="spellEnd"/>
+      <w:r>
+        <w:rPr>
+          <w:bCs/>
+          <w:sz w:val="18"/>
+          <w:szCs w:val="18"/>
+        </w:rPr>
+        <w:t xml:space="preserve"> Database -&gt; Folders Table -&gt; ID Column: 12, </w:t>
+      </w:r>
+      <w:proofErr w:type="spellStart"/>
+      <w:r>
+        <w:rPr>
+          <w:bCs/>
+          <w:sz w:val="18"/>
+          <w:szCs w:val="18"/>
+        </w:rPr>
+        <w:t>FolderOrFileName</w:t>
+      </w:r>
+      <w:proofErr w:type="spellEnd"/>
+      <w:r>
+        <w:rPr>
+          <w:bCs/>
+          <w:sz w:val="18"/>
+          <w:szCs w:val="18"/>
+        </w:rPr>
+        <w:t xml:space="preserve"> Column: Intro to Computer Science</w:t>
       </w:r>
     </w:p>
     <w:p>
@@ -2495,7 +2657,25 @@
           <w:sz w:val="18"/>
           <w:szCs w:val="18"/>
         </w:rPr>
-        <w:t>Web Tool: Sejda - HTML to PDF (https://www.sejda.com/html-to-pdf) [convert html to pdf]</w:t>
+        <w:t xml:space="preserve">Web Tool: </w:t>
+      </w:r>
+      <w:proofErr w:type="spellStart"/>
+      <w:r>
+        <w:rPr>
+          <w:bCs/>
+          <w:sz w:val="18"/>
+          <w:szCs w:val="18"/>
+        </w:rPr>
+        <w:t>Sejda</w:t>
+      </w:r>
+      <w:proofErr w:type="spellEnd"/>
+      <w:r>
+        <w:rPr>
+          <w:bCs/>
+          <w:sz w:val="18"/>
+          <w:szCs w:val="18"/>
+        </w:rPr>
+        <w:t xml:space="preserve"> - HTML to PDF (https://www.sejda.com/html-to-pdf) [convert html to pdf]</w:t>
       </w:r>
     </w:p>
     <w:p>
@@ -2735,7 +2915,43 @@
           <w:sz w:val="18"/>
           <w:szCs w:val="18"/>
         </w:rPr>
-        <w:t>StorageType: Cloud -&gt; Platform: GitHub -&gt; Account: topicsscience -&gt; Repository: kingdomheartsknowledge -&gt; Path: Knowledge/2-Science/4-Applied science/1-Computing/2-Computer Science/0-Intro to Computer Science/..</w:t>
+        <w:t xml:space="preserve">Data Path: Content Storage Folder -&gt; </w:t>
+      </w:r>
+      <w:proofErr w:type="spellStart"/>
+      <w:r>
+        <w:rPr>
+          <w:bCs/>
+          <w:sz w:val="18"/>
+          <w:szCs w:val="18"/>
+        </w:rPr>
+        <w:t>ContentStorage</w:t>
+      </w:r>
+      <w:proofErr w:type="spellEnd"/>
+      <w:r>
+        <w:rPr>
+          <w:bCs/>
+          <w:sz w:val="18"/>
+          <w:szCs w:val="18"/>
+        </w:rPr>
+        <w:t xml:space="preserve"> Database -&gt; Folders Table -&gt; ID Column: 12, </w:t>
+      </w:r>
+      <w:proofErr w:type="spellStart"/>
+      <w:r>
+        <w:rPr>
+          <w:bCs/>
+          <w:sz w:val="18"/>
+          <w:szCs w:val="18"/>
+        </w:rPr>
+        <w:t>FolderOrFileName</w:t>
+      </w:r>
+      <w:proofErr w:type="spellEnd"/>
+      <w:r>
+        <w:rPr>
+          <w:bCs/>
+          <w:sz w:val="18"/>
+          <w:szCs w:val="18"/>
+        </w:rPr>
+        <w:t xml:space="preserve"> Column: Intro to Computer Science</w:t>
       </w:r>
     </w:p>
     <w:p>
@@ -3200,7 +3416,25 @@
           <w:sz w:val="18"/>
           <w:szCs w:val="18"/>
         </w:rPr>
-        <w:t>Web Tool: Sejda - HTML to PDF (https://www.sejda.com/html-to-pdf) [convert html to pdf]</w:t>
+        <w:t xml:space="preserve">Web Tool: </w:t>
+      </w:r>
+      <w:proofErr w:type="spellStart"/>
+      <w:r>
+        <w:rPr>
+          <w:bCs/>
+          <w:sz w:val="18"/>
+          <w:szCs w:val="18"/>
+        </w:rPr>
+        <w:t>Sejda</w:t>
+      </w:r>
+      <w:proofErr w:type="spellEnd"/>
+      <w:r>
+        <w:rPr>
+          <w:bCs/>
+          <w:sz w:val="18"/>
+          <w:szCs w:val="18"/>
+        </w:rPr>
+        <w:t xml:space="preserve"> - HTML to PDF (https://www.sejda.com/html-to-pdf) [convert html to pdf]</w:t>
       </w:r>
     </w:p>
     <w:p>
@@ -3440,7 +3674,43 @@
           <w:sz w:val="18"/>
           <w:szCs w:val="18"/>
         </w:rPr>
-        <w:t>StorageType: Cloud -&gt; Platform: GitHub -&gt; Account: topicsscience -&gt; Repository: kingdomheartsknowledge -&gt; Path: Knowledge/2-Science/4-Applied science/1-Computing/2-Computer Science/0-Intro to Computer Science/..</w:t>
+        <w:t xml:space="preserve">Data Path: Content Storage Folder -&gt; </w:t>
+      </w:r>
+      <w:proofErr w:type="spellStart"/>
+      <w:r>
+        <w:rPr>
+          <w:bCs/>
+          <w:sz w:val="18"/>
+          <w:szCs w:val="18"/>
+        </w:rPr>
+        <w:t>ContentStorage</w:t>
+      </w:r>
+      <w:proofErr w:type="spellEnd"/>
+      <w:r>
+        <w:rPr>
+          <w:bCs/>
+          <w:sz w:val="18"/>
+          <w:szCs w:val="18"/>
+        </w:rPr>
+        <w:t xml:space="preserve"> Database -&gt; Folders Table -&gt; ID Column: 12, </w:t>
+      </w:r>
+      <w:proofErr w:type="spellStart"/>
+      <w:r>
+        <w:rPr>
+          <w:bCs/>
+          <w:sz w:val="18"/>
+          <w:szCs w:val="18"/>
+        </w:rPr>
+        <w:t>FolderOrFileName</w:t>
+      </w:r>
+      <w:proofErr w:type="spellEnd"/>
+      <w:r>
+        <w:rPr>
+          <w:bCs/>
+          <w:sz w:val="18"/>
+          <w:szCs w:val="18"/>
+        </w:rPr>
+        <w:t xml:space="preserve"> Column: Intro to Computer Science</w:t>
       </w:r>
     </w:p>
     <w:p>
@@ -3890,7 +4160,25 @@
           <w:sz w:val="18"/>
           <w:szCs w:val="18"/>
         </w:rPr>
-        <w:t>Web Tool: Sejda - HTML to PDF (https://www.sejda.com/html-to-pdf) [convert html to pdf]</w:t>
+        <w:t xml:space="preserve">Web Tool: </w:t>
+      </w:r>
+      <w:proofErr w:type="spellStart"/>
+      <w:r>
+        <w:rPr>
+          <w:bCs/>
+          <w:sz w:val="18"/>
+          <w:szCs w:val="18"/>
+        </w:rPr>
+        <w:t>Sejda</w:t>
+      </w:r>
+      <w:proofErr w:type="spellEnd"/>
+      <w:r>
+        <w:rPr>
+          <w:bCs/>
+          <w:sz w:val="18"/>
+          <w:szCs w:val="18"/>
+        </w:rPr>
+        <w:t xml:space="preserve"> - HTML to PDF (https://www.sejda.com/html-to-pdf) [convert html to pdf]</w:t>
       </w:r>
     </w:p>
     <w:p>
@@ -4130,7 +4418,43 @@
           <w:sz w:val="18"/>
           <w:szCs w:val="18"/>
         </w:rPr>
-        <w:t>StorageType: Cloud -&gt; Platform: GitHub -&gt; Account: topicsscience -&gt; Repository: kingdomheartsknowledge -&gt; Path: Knowledge/2-Science/4-Applied science/1-Computing/2-Computer Science/0-Intro to Computer Science/..</w:t>
+        <w:t xml:space="preserve">Data Path: Content Storage Folder -&gt; </w:t>
+      </w:r>
+      <w:proofErr w:type="spellStart"/>
+      <w:r>
+        <w:rPr>
+          <w:bCs/>
+          <w:sz w:val="18"/>
+          <w:szCs w:val="18"/>
+        </w:rPr>
+        <w:t>ContentStorage</w:t>
+      </w:r>
+      <w:proofErr w:type="spellEnd"/>
+      <w:r>
+        <w:rPr>
+          <w:bCs/>
+          <w:sz w:val="18"/>
+          <w:szCs w:val="18"/>
+        </w:rPr>
+        <w:t xml:space="preserve"> Database -&gt; Folders Table -&gt; ID Column: 12, </w:t>
+      </w:r>
+      <w:proofErr w:type="spellStart"/>
+      <w:r>
+        <w:rPr>
+          <w:bCs/>
+          <w:sz w:val="18"/>
+          <w:szCs w:val="18"/>
+        </w:rPr>
+        <w:t>FolderOrFileName</w:t>
+      </w:r>
+      <w:proofErr w:type="spellEnd"/>
+      <w:r>
+        <w:rPr>
+          <w:bCs/>
+          <w:sz w:val="18"/>
+          <w:szCs w:val="18"/>
+        </w:rPr>
+        <w:t xml:space="preserve"> Column: Intro to Computer Science</w:t>
       </w:r>
     </w:p>
     <w:p>
@@ -4580,7 +4904,25 @@
           <w:sz w:val="18"/>
           <w:szCs w:val="18"/>
         </w:rPr>
-        <w:t>Web Tool: Sejda - HTML to PDF (https://www.sejda.com/html-to-pdf) [convert html to pdf]</w:t>
+        <w:t xml:space="preserve">Web Tool: </w:t>
+      </w:r>
+      <w:proofErr w:type="spellStart"/>
+      <w:r>
+        <w:rPr>
+          <w:bCs/>
+          <w:sz w:val="18"/>
+          <w:szCs w:val="18"/>
+        </w:rPr>
+        <w:t>Sejda</w:t>
+      </w:r>
+      <w:proofErr w:type="spellEnd"/>
+      <w:r>
+        <w:rPr>
+          <w:bCs/>
+          <w:sz w:val="18"/>
+          <w:szCs w:val="18"/>
+        </w:rPr>
+        <w:t xml:space="preserve"> - HTML to PDF (https://www.sejda.com/html-to-pdf) [convert html to pdf]</w:t>
       </w:r>
     </w:p>
     <w:p>
@@ -4820,7 +5162,43 @@
           <w:sz w:val="18"/>
           <w:szCs w:val="18"/>
         </w:rPr>
-        <w:t>StorageType: Cloud -&gt; Platform: GitHub -&gt; Account: topicsscience -&gt; Repository: kingdomheartsknowledge -&gt; Path: Knowledge/2-Science/4-Applied science/1-Computing/2-Computer Science/0-Intro to Computer Science/..</w:t>
+        <w:t xml:space="preserve">Data Path: Content Storage Folder -&gt; </w:t>
+      </w:r>
+      <w:proofErr w:type="spellStart"/>
+      <w:r>
+        <w:rPr>
+          <w:bCs/>
+          <w:sz w:val="18"/>
+          <w:szCs w:val="18"/>
+        </w:rPr>
+        <w:t>ContentStorage</w:t>
+      </w:r>
+      <w:proofErr w:type="spellEnd"/>
+      <w:r>
+        <w:rPr>
+          <w:bCs/>
+          <w:sz w:val="18"/>
+          <w:szCs w:val="18"/>
+        </w:rPr>
+        <w:t xml:space="preserve"> Database -&gt; Folders Table -&gt; ID Column: 12, </w:t>
+      </w:r>
+      <w:proofErr w:type="spellStart"/>
+      <w:r>
+        <w:rPr>
+          <w:bCs/>
+          <w:sz w:val="18"/>
+          <w:szCs w:val="18"/>
+        </w:rPr>
+        <w:t>FolderOrFileName</w:t>
+      </w:r>
+      <w:proofErr w:type="spellEnd"/>
+      <w:r>
+        <w:rPr>
+          <w:bCs/>
+          <w:sz w:val="18"/>
+          <w:szCs w:val="18"/>
+        </w:rPr>
+        <w:t xml:space="preserve"> Column: Intro to Computer Science</w:t>
       </w:r>
     </w:p>
     <w:p>
@@ -5261,7 +5639,25 @@
           <w:sz w:val="18"/>
           <w:szCs w:val="18"/>
         </w:rPr>
-        <w:t>Web Tool: Sejda - HTML to PDF (https://www.sejda.com/html-to-pdf) [convert html to pdf]</w:t>
+        <w:t xml:space="preserve">Web Tool: </w:t>
+      </w:r>
+      <w:proofErr w:type="spellStart"/>
+      <w:r>
+        <w:rPr>
+          <w:bCs/>
+          <w:sz w:val="18"/>
+          <w:szCs w:val="18"/>
+        </w:rPr>
+        <w:t>Sejda</w:t>
+      </w:r>
+      <w:proofErr w:type="spellEnd"/>
+      <w:r>
+        <w:rPr>
+          <w:bCs/>
+          <w:sz w:val="18"/>
+          <w:szCs w:val="18"/>
+        </w:rPr>
+        <w:t xml:space="preserve"> - HTML to PDF (https://www.sejda.com/html-to-pdf) [convert html to pdf]</w:t>
       </w:r>
     </w:p>
     <w:p>
@@ -5501,7 +5897,43 @@
           <w:sz w:val="18"/>
           <w:szCs w:val="18"/>
         </w:rPr>
-        <w:t>StorageType: Cloud -&gt; Platform: GitHub -&gt; Account: topicsscience -&gt; Repository: kingdomheartsknowledge -&gt; Path: Knowledge/2-Science/4-Applied science/1-Computing/2-Computer Science/0-Intro to Computer Science/..</w:t>
+        <w:t xml:space="preserve">Data Path: Content Storage Folder -&gt; </w:t>
+      </w:r>
+      <w:proofErr w:type="spellStart"/>
+      <w:r>
+        <w:rPr>
+          <w:bCs/>
+          <w:sz w:val="18"/>
+          <w:szCs w:val="18"/>
+        </w:rPr>
+        <w:t>ContentStorage</w:t>
+      </w:r>
+      <w:proofErr w:type="spellEnd"/>
+      <w:r>
+        <w:rPr>
+          <w:bCs/>
+          <w:sz w:val="18"/>
+          <w:szCs w:val="18"/>
+        </w:rPr>
+        <w:t xml:space="preserve"> Database -&gt; Folders Table -&gt; ID Column: 12, </w:t>
+      </w:r>
+      <w:proofErr w:type="spellStart"/>
+      <w:r>
+        <w:rPr>
+          <w:bCs/>
+          <w:sz w:val="18"/>
+          <w:szCs w:val="18"/>
+        </w:rPr>
+        <w:t>FolderOrFileName</w:t>
+      </w:r>
+      <w:proofErr w:type="spellEnd"/>
+      <w:r>
+        <w:rPr>
+          <w:bCs/>
+          <w:sz w:val="18"/>
+          <w:szCs w:val="18"/>
+        </w:rPr>
+        <w:t xml:space="preserve"> Column: Intro to Computer Science</w:t>
       </w:r>
     </w:p>
     <w:p>
@@ -5931,7 +6363,25 @@
           <w:sz w:val="18"/>
           <w:szCs w:val="18"/>
         </w:rPr>
-        <w:t>Web Tool: Sejda - HTML to PDF (https://www.sejda.com/html-to-pdf) [convert html to pdf]</w:t>
+        <w:t xml:space="preserve">Web Tool: </w:t>
+      </w:r>
+      <w:proofErr w:type="spellStart"/>
+      <w:r>
+        <w:rPr>
+          <w:bCs/>
+          <w:sz w:val="18"/>
+          <w:szCs w:val="18"/>
+        </w:rPr>
+        <w:t>Sejda</w:t>
+      </w:r>
+      <w:proofErr w:type="spellEnd"/>
+      <w:r>
+        <w:rPr>
+          <w:bCs/>
+          <w:sz w:val="18"/>
+          <w:szCs w:val="18"/>
+        </w:rPr>
+        <w:t xml:space="preserve"> - HTML to PDF (https://www.sejda.com/html-to-pdf) [convert html to pdf]</w:t>
       </w:r>
     </w:p>
     <w:p>
@@ -6171,7 +6621,43 @@
           <w:sz w:val="18"/>
           <w:szCs w:val="18"/>
         </w:rPr>
-        <w:t>StorageType: Cloud -&gt; Platform: GitHub -&gt; Account: topicsscience -&gt; Repository: kingdomheartsknowledge -&gt; Path: Knowledge/2-Science/4-Applied science/1-Computing/2-Computer Science/0-Intro to Computer Science/..</w:t>
+        <w:t xml:space="preserve">Data Path: Content Storage Folder -&gt; </w:t>
+      </w:r>
+      <w:proofErr w:type="spellStart"/>
+      <w:r>
+        <w:rPr>
+          <w:bCs/>
+          <w:sz w:val="18"/>
+          <w:szCs w:val="18"/>
+        </w:rPr>
+        <w:t>ContentStorage</w:t>
+      </w:r>
+      <w:proofErr w:type="spellEnd"/>
+      <w:r>
+        <w:rPr>
+          <w:bCs/>
+          <w:sz w:val="18"/>
+          <w:szCs w:val="18"/>
+        </w:rPr>
+        <w:t xml:space="preserve"> Database -&gt; Folders Table -&gt; ID Column: 12, </w:t>
+      </w:r>
+      <w:proofErr w:type="spellStart"/>
+      <w:r>
+        <w:rPr>
+          <w:bCs/>
+          <w:sz w:val="18"/>
+          <w:szCs w:val="18"/>
+        </w:rPr>
+        <w:t>FolderOrFileName</w:t>
+      </w:r>
+      <w:proofErr w:type="spellEnd"/>
+      <w:r>
+        <w:rPr>
+          <w:bCs/>
+          <w:sz w:val="18"/>
+          <w:szCs w:val="18"/>
+        </w:rPr>
+        <w:t xml:space="preserve"> Column: Intro to Computer Science</w:t>
       </w:r>
     </w:p>
     <w:p>
